--- a/docs/04-backend-development.docx
+++ b/docs/04-backend-development.docx
@@ -646,6 +646,16 @@
           <w:rFonts w:ascii="Consolas" w:hAnsi="Consolas"/>
           <w:sz w:val="20"/>
         </w:rPr>
+        <w:t>delivery</w:t>
+      </w:r>
+      <w:r>
+        <w:t xml:space="preserve">, </w:t>
+      </w:r>
+      <w:r>
+        <w:rPr>
+          <w:rFonts w:ascii="Consolas" w:hAnsi="Consolas"/>
+          <w:sz w:val="20"/>
+        </w:rPr>
         <w:t>finance</w:t>
       </w:r>
       <w:r>
@@ -747,6 +757,16 @@
           <w:sz w:val="20"/>
         </w:rPr>
         <w:t>profile</w:t>
+      </w:r>
+      <w:r>
+        <w:t xml:space="preserve">, </w:t>
+      </w:r>
+      <w:r>
+        <w:rPr>
+          <w:rFonts w:ascii="Consolas" w:hAnsi="Consolas"/>
+          <w:sz w:val="20"/>
+        </w:rPr>
+        <w:t>shipping</w:t>
       </w:r>
       <w:r>
         <w:t xml:space="preserve">, </w:t>
